--- a/rediseno_2026/4.5 Itinerarios formateados y corregidos/CPA-401 Contabilidad Minera y Petrolera.docx
+++ b/rediseno_2026/4.5 Itinerarios formateados y corregidos/CPA-401 Contabilidad Minera y Petrolera.docx
@@ -84,6 +84,12 @@
           <w:insideV w:val="single" w:sz="6" w:space="0" w:color="1F3864"/>
         </w:tblBorders>
         <w:tblLayout w:type="fixed"/>
+        <w:tblCellMar>
+          <w:top w:w="40" w:type="dxa"/>
+          <w:left w:w="90" w:type="dxa"/>
+          <w:bottom w:w="40" w:type="dxa"/>
+          <w:right w:w="90" w:type="dxa"/>
+        </w:tblCellMar>
         <w:tblLook w:val="0000" w:firstRow="0" w:lastRow="0" w:firstColumn="0" w:lastColumn="0" w:noHBand="0" w:noVBand="0"/>
       </w:tblPr>
       <w:tblGrid>
@@ -11621,6 +11627,55 @@
           </w:p>
         </w:tc>
       </w:tr>
+    </w:tbl>
+    <w:p>
+      <w:pPr>
+        <w:spacing w:before="0" w:after="0" w:line="240" w:lineRule="auto"/>
+        <w:rPr>
+          <w:sz w:val="18"/>
+          <w:szCs w:val="18"/>
+        </w:rPr>
+      </w:pPr>
+    </w:p>
+    <w:tbl>
+      <w:tblPr>
+        <w:tblW w:w="9405" w:type="dxa"/>
+        <w:jc w:val="center"/>
+        <w:tblBorders>
+          <w:top w:val="single" w:sz="6" w:space="0" w:color="1F3864"/>
+          <w:left w:val="single" w:sz="6" w:space="0" w:color="1F3864"/>
+          <w:bottom w:val="single" w:sz="6" w:space="0" w:color="1F3864"/>
+          <w:right w:val="single" w:sz="6" w:space="0" w:color="1F3864"/>
+          <w:insideH w:val="single" w:sz="6" w:space="0" w:color="1F3864"/>
+          <w:insideV w:val="single" w:sz="6" w:space="0" w:color="1F3864"/>
+        </w:tblBorders>
+        <w:tblLayout w:type="fixed"/>
+        <w:tblCellMar>
+          <w:top w:w="40" w:type="dxa"/>
+          <w:left w:w="90" w:type="dxa"/>
+          <w:bottom w:w="40" w:type="dxa"/>
+          <w:right w:w="90" w:type="dxa"/>
+        </w:tblCellMar>
+        <w:tblLook w:val="0000" w:firstRow="0" w:lastRow="0" w:firstColumn="0" w:lastColumn="0" w:noHBand="0" w:noVBand="0"/>
+      </w:tblPr>
+      <w:tblGrid>
+        <w:gridCol w:w="1175"/>
+        <w:gridCol w:w="391"/>
+        <w:gridCol w:w="391"/>
+        <w:gridCol w:w="391"/>
+        <w:gridCol w:w="783"/>
+        <w:gridCol w:w="391"/>
+        <w:gridCol w:w="391"/>
+        <w:gridCol w:w="783"/>
+        <w:gridCol w:w="783"/>
+        <w:gridCol w:w="391"/>
+        <w:gridCol w:w="391"/>
+        <w:gridCol w:w="391"/>
+        <w:gridCol w:w="391"/>
+        <w:gridCol w:w="391"/>
+        <w:gridCol w:w="391"/>
+        <w:gridCol w:w="1567"/>
+      </w:tblGrid>
       <w:tr>
         <w:tc>
           <w:tcPr>
@@ -12022,6 +12077,55 @@
           </w:p>
         </w:tc>
       </w:tr>
+    </w:tbl>
+    <w:p>
+      <w:pPr>
+        <w:spacing w:before="0" w:after="0" w:line="240" w:lineRule="auto"/>
+        <w:rPr>
+          <w:sz w:val="18"/>
+          <w:szCs w:val="18"/>
+        </w:rPr>
+      </w:pPr>
+    </w:p>
+    <w:tbl>
+      <w:tblPr>
+        <w:tblW w:w="9405" w:type="dxa"/>
+        <w:jc w:val="center"/>
+        <w:tblBorders>
+          <w:top w:val="single" w:sz="6" w:space="0" w:color="1F3864"/>
+          <w:left w:val="single" w:sz="6" w:space="0" w:color="1F3864"/>
+          <w:bottom w:val="single" w:sz="6" w:space="0" w:color="1F3864"/>
+          <w:right w:val="single" w:sz="6" w:space="0" w:color="1F3864"/>
+          <w:insideH w:val="single" w:sz="6" w:space="0" w:color="1F3864"/>
+          <w:insideV w:val="single" w:sz="6" w:space="0" w:color="1F3864"/>
+        </w:tblBorders>
+        <w:tblLayout w:type="fixed"/>
+        <w:tblCellMar>
+          <w:top w:w="40" w:type="dxa"/>
+          <w:left w:w="90" w:type="dxa"/>
+          <w:bottom w:w="40" w:type="dxa"/>
+          <w:right w:w="90" w:type="dxa"/>
+        </w:tblCellMar>
+        <w:tblLook w:val="0000" w:firstRow="0" w:lastRow="0" w:firstColumn="0" w:lastColumn="0" w:noHBand="0" w:noVBand="0"/>
+      </w:tblPr>
+      <w:tblGrid>
+        <w:gridCol w:w="1175"/>
+        <w:gridCol w:w="391"/>
+        <w:gridCol w:w="391"/>
+        <w:gridCol w:w="391"/>
+        <w:gridCol w:w="783"/>
+        <w:gridCol w:w="391"/>
+        <w:gridCol w:w="391"/>
+        <w:gridCol w:w="783"/>
+        <w:gridCol w:w="783"/>
+        <w:gridCol w:w="391"/>
+        <w:gridCol w:w="391"/>
+        <w:gridCol w:w="391"/>
+        <w:gridCol w:w="391"/>
+        <w:gridCol w:w="391"/>
+        <w:gridCol w:w="391"/>
+        <w:gridCol w:w="1567"/>
+      </w:tblGrid>
       <w:tr>
         <w:tc>
           <w:tcPr>
@@ -35606,6 +35710,55 @@
           </w:p>
         </w:tc>
       </w:tr>
+    </w:tbl>
+    <w:p>
+      <w:pPr>
+        <w:spacing w:before="0" w:after="0" w:line="240" w:lineRule="auto"/>
+        <w:rPr>
+          <w:sz w:val="18"/>
+          <w:szCs w:val="18"/>
+        </w:rPr>
+      </w:pPr>
+    </w:p>
+    <w:tbl>
+      <w:tblPr>
+        <w:tblW w:w="9405" w:type="dxa"/>
+        <w:jc w:val="center"/>
+        <w:tblBorders>
+          <w:top w:val="single" w:sz="6" w:space="0" w:color="1F3864"/>
+          <w:left w:val="single" w:sz="6" w:space="0" w:color="1F3864"/>
+          <w:bottom w:val="single" w:sz="6" w:space="0" w:color="1F3864"/>
+          <w:right w:val="single" w:sz="6" w:space="0" w:color="1F3864"/>
+          <w:insideH w:val="single" w:sz="6" w:space="0" w:color="1F3864"/>
+          <w:insideV w:val="single" w:sz="6" w:space="0" w:color="1F3864"/>
+        </w:tblBorders>
+        <w:tblLayout w:type="fixed"/>
+        <w:tblCellMar>
+          <w:top w:w="40" w:type="dxa"/>
+          <w:left w:w="90" w:type="dxa"/>
+          <w:bottom w:w="40" w:type="dxa"/>
+          <w:right w:w="90" w:type="dxa"/>
+        </w:tblCellMar>
+        <w:tblLook w:val="0000" w:firstRow="0" w:lastRow="0" w:firstColumn="0" w:lastColumn="0" w:noHBand="0" w:noVBand="0"/>
+      </w:tblPr>
+      <w:tblGrid>
+        <w:gridCol w:w="1175"/>
+        <w:gridCol w:w="391"/>
+        <w:gridCol w:w="391"/>
+        <w:gridCol w:w="391"/>
+        <w:gridCol w:w="783"/>
+        <w:gridCol w:w="391"/>
+        <w:gridCol w:w="391"/>
+        <w:gridCol w:w="783"/>
+        <w:gridCol w:w="783"/>
+        <w:gridCol w:w="391"/>
+        <w:gridCol w:w="391"/>
+        <w:gridCol w:w="391"/>
+        <w:gridCol w:w="391"/>
+        <w:gridCol w:w="391"/>
+        <w:gridCol w:w="391"/>
+        <w:gridCol w:w="1567"/>
+      </w:tblGrid>
       <w:tr>
         <w:tc>
           <w:tcPr>
